--- a/src/content/bios/Meyer-EI 2015.docx
+++ b/src/content/bios/Meyer-EI 2015.docx
@@ -1,6 +1,6 @@
 
 <file path=word/document.xml><?xml version="1.0" encoding="utf-8"?>
-<w:document xmlns:wpc="http://schemas.microsoft.com/office/word/2010/wordprocessingCanvas" xmlns:cx="http://schemas.microsoft.com/office/drawing/2014/chartex" xmlns:cx1="http://schemas.microsoft.com/office/drawing/2015/9/8/chartex" xmlns:cx2="http://schemas.microsoft.com/office/drawing/2015/10/21/chartex" xmlns:cx3="http://schemas.microsoft.com/office/drawing/2016/5/9/chartex" xmlns:cx4="http://schemas.microsoft.com/office/drawing/2016/5/10/chartex" xmlns:cx5="http://schemas.microsoft.com/office/drawing/2016/5/11/chartex" xmlns:cx6="http://schemas.microsoft.com/office/drawing/2016/5/12/chartex" xmlns:cx7="http://schemas.microsoft.com/office/drawing/2016/5/13/chartex" xmlns:cx8="http://schemas.microsoft.com/office/drawing/2016/5/14/chartex" xmlns:mc="http://schemas.openxmlformats.org/markup-compatibility/2006" xmlns:aink="http://schemas.microsoft.com/office/drawing/2016/ink" xmlns:am3d="http://schemas.microsoft.com/office/drawing/2017/model3d" xmlns:o="urn:schemas-microsoft-com:office:office" xmlns:oel="http://schemas.microsoft.com/office/2019/extlst" xmlns:r="http://schemas.openxmlformats.org/officeDocument/2006/relationships" xmlns:m="http://schemas.openxmlformats.org/officeDocument/2006/math" xmlns:v="urn:schemas-microsoft-com:vml" xmlns:wp14="http://schemas.microsoft.com/office/word/2010/wordprocessingDrawing" xmlns:wp="http://schemas.openxmlformats.org/drawingml/2006/wordprocessingDrawing" xmlns:w10="urn:schemas-microsoft-com:office:word" xmlns:w="http://schemas.openxmlformats.org/wordprocessingml/2006/main" xmlns:w14="http://schemas.microsoft.com/office/word/2010/wordml" xmlns:w15="http://schemas.microsoft.com/office/word/2012/wordml" xmlns:w16cex="http://schemas.microsoft.com/office/word/2018/wordml/cex" xmlns:w16cid="http://schemas.microsoft.com/office/word/2016/wordml/cid" xmlns:w16="http://schemas.microsoft.com/office/word/2018/wordml" xmlns:w16du="http://schemas.microsoft.com/office/word/2023/wordml/word16du" xmlns:w16sdtdh="http://schemas.microsoft.com/office/word/2020/wordml/sdtdatahash" xmlns:w16sdtfl="http://schemas.microsoft.com/office/word/2024/wordml/sdtformatlock" xmlns:w16se="http://schemas.microsoft.com/office/word/2015/wordml/symex" xmlns:wpg="http://schemas.microsoft.com/office/word/2010/wordprocessingGroup" xmlns:wpi="http://schemas.microsoft.com/office/word/2010/wordprocessingInk" xmlns:wne="http://schemas.microsoft.com/office/word/2006/wordml" xmlns:wps="http://schemas.microsoft.com/office/word/2010/wordprocessingShape" mc:Ignorable="w14 w15 w16se w16cid w16 w16cex w16sdtdh w16sdtfl w16du wp14">
+<w:document xmlns:wpc="http://schemas.microsoft.com/office/word/2010/wordprocessingCanvas" xmlns:cx="http://schemas.microsoft.com/office/drawing/2014/chartex" xmlns:cx1="http://schemas.microsoft.com/office/drawing/2015/9/8/chartex" xmlns:cx2="http://schemas.microsoft.com/office/drawing/2015/10/21/chartex" xmlns:cx3="http://schemas.microsoft.com/office/drawing/2016/5/9/chartex" xmlns:cx4="http://schemas.microsoft.com/office/drawing/2016/5/10/chartex" xmlns:cx5="http://schemas.microsoft.com/office/drawing/2016/5/11/chartex" xmlns:cx6="http://schemas.microsoft.com/office/drawing/2016/5/12/chartex" xmlns:cx7="http://schemas.microsoft.com/office/drawing/2016/5/13/chartex" xmlns:cx8="http://schemas.microsoft.com/office/drawing/2016/5/14/chartex" xmlns:mc="http://schemas.openxmlformats.org/markup-compatibility/2006" xmlns:m="http://schemas.openxmlformats.org/officeDocument/2006/math" xmlns:aink="http://schemas.microsoft.com/office/drawing/2016/ink" xmlns:am3d="http://schemas.microsoft.com/office/drawing/2017/model3d" xmlns:oel="http://schemas.microsoft.com/office/2019/extlst" xmlns:r="http://schemas.openxmlformats.org/officeDocument/2006/relationships" xmlns:wp14="http://schemas.microsoft.com/office/word/2010/wordprocessingDrawing" xmlns:wp="http://schemas.openxmlformats.org/drawingml/2006/wordprocessingDrawing" xmlns:wpg="http://schemas.microsoft.com/office/word/2010/wordprocessingGroup" xmlns:wpi="http://schemas.microsoft.com/office/word/2010/wordprocessingInk" xmlns:wps="http://schemas.microsoft.com/office/word/2010/wordprocessingShape" xmlns:o="urn:schemas-microsoft-com:office:office" xmlns:v="urn:schemas-microsoft-com:vml" xmlns:w10="urn:schemas-microsoft-com:office:word" xmlns:w="http://schemas.openxmlformats.org/wordprocessingml/2006/main" xmlns:w14="http://schemas.microsoft.com/office/word/2010/wordml" xmlns:w15="http://schemas.microsoft.com/office/word/2012/wordml" xmlns:w16cei="http://schemas.microsoft.com/office/word/2026/wordml/cei" xmlns:w16cex="http://schemas.microsoft.com/office/word/2018/wordml/cex" xmlns:w16cid="http://schemas.microsoft.com/office/word/2016/wordml/cid" xmlns:w16="http://schemas.microsoft.com/office/word/2018/wordml" xmlns:w16sdtdh="http://schemas.microsoft.com/office/word/2020/wordml/sdtdatahash" xmlns:w16sdtfl="http://schemas.microsoft.com/office/word/2024/wordml/sdtformatlock" xmlns:w16se="http://schemas.microsoft.com/office/word/2015/wordml/symex" xmlns:w16du="http://schemas.microsoft.com/office/word/2023/wordml/word16du" xmlns:wne="http://schemas.microsoft.com/office/word/2006/wordml" mc:Ignorable="w14 w15 w16se w16cid w16 w16cex w16sdtdh w16sdtfl w16du wp14">
   <w:body>
     <w:p>
       <w:pPr>
@@ -284,13 +284,12 @@
           <w:noProof/>
           <w:sz w:val="24"/>
           <w:szCs w:val="24"/>
-          <w:lang w:eastAsia="nl-NL"/>
         </w:rPr>
         <w:drawing>
-          <wp:inline distT="0" distB="0" distL="0" distR="0" wp14:anchorId="31849745" wp14:editId="41B56B2C">
-            <wp:extent cx="1347589" cy="1841500"/>
+          <wp:inline distT="0" distB="0" distL="0" distR="0" wp14:anchorId="040ACDBF" wp14:editId="501E6303">
+            <wp:extent cx="2024796" cy="2289036"/>
             <wp:effectExtent l="0" t="0" r="0" b="0"/>
-            <wp:docPr id="4" name="Afbeelding 1" descr=":::::Library:Containers:com.apple.mail:Data:Library:Mail Downloads:A2C0645C-4CD8-4CCC-84CE-AC88DEB5FF76:Meyer_no_feathering.jpg"/>
+            <wp:docPr id="1420268701" name="Afbeelding 1"/>
             <wp:cNvGraphicFramePr>
               <a:graphicFrameLocks xmlns:a="http://schemas.openxmlformats.org/drawingml/2006/main" noChangeAspect="1"/>
             </wp:cNvGraphicFramePr>
@@ -298,33 +297,23 @@
               <a:graphicData uri="http://schemas.openxmlformats.org/drawingml/2006/picture">
                 <pic:pic xmlns:pic="http://schemas.openxmlformats.org/drawingml/2006/picture">
                   <pic:nvPicPr>
-                    <pic:cNvPr id="0" name="Picture 1" descr=":::::Library:Containers:com.apple.mail:Data:Library:Mail Downloads:A2C0645C-4CD8-4CCC-84CE-AC88DEB5FF76:Meyer_no_feathering.jpg"/>
-                    <pic:cNvPicPr>
-                      <a:picLocks noChangeAspect="1" noChangeArrowheads="1"/>
-                    </pic:cNvPicPr>
+                    <pic:cNvPr id="1420268701" name=""/>
+                    <pic:cNvPicPr/>
                   </pic:nvPicPr>
                   <pic:blipFill>
                     <a:blip r:embed="rId7"/>
-                    <a:srcRect/>
                     <a:stretch>
                       <a:fillRect/>
                     </a:stretch>
                   </pic:blipFill>
-                  <pic:spPr bwMode="auto">
+                  <pic:spPr>
                     <a:xfrm>
                       <a:off x="0" y="0"/>
-                      <a:ext cx="1377969" cy="1883014"/>
+                      <a:ext cx="2068934" cy="2338934"/>
                     </a:xfrm>
                     <a:prstGeom prst="rect">
                       <a:avLst/>
                     </a:prstGeom>
-                    <a:noFill/>
-                    <a:ln w="9525">
-                      <a:noFill/>
-                      <a:miter lim="800000"/>
-                      <a:headEnd/>
-                      <a:tailEnd/>
-                    </a:ln>
                   </pic:spPr>
                 </pic:pic>
               </a:graphicData>
@@ -341,6 +330,7 @@
           <w:rFonts w:ascii="Times New Roman" w:hAnsi="Times New Roman" w:cs="Times New Roman"/>
           <w:sz w:val="24"/>
           <w:szCs w:val="24"/>
+          <w:lang w:val="en-GB"/>
         </w:rPr>
       </w:pPr>
       <w:r>
@@ -351,25 +341,23 @@
         </w:rPr>
         <w:t xml:space="preserve">Source: </w:t>
       </w:r>
-      <w:hyperlink r:id="rId8" w:history="1">
-        <w:r>
-          <w:rPr>
-            <w:rStyle w:val="Hyperlink"/>
-            <w:rFonts w:ascii="Times New Roman" w:hAnsi="Times New Roman" w:cs="Times New Roman"/>
-            <w:sz w:val="24"/>
-            <w:szCs w:val="24"/>
-            <w:u w:val="none"/>
-          </w:rPr>
-          <w:t>http://siteresources.worldbank.org/EXTARCHIVES/Images/Meyer_portrait.jpg</w:t>
-        </w:r>
-      </w:hyperlink>
-      <w:r>
-        <w:rPr>
-          <w:rFonts w:ascii="Times New Roman" w:hAnsi="Times New Roman" w:cs="Times New Roman"/>
-          <w:sz w:val="24"/>
-          <w:szCs w:val="24"/>
-        </w:rPr>
-        <w:t xml:space="preserve"> </w:t>
+      <w:r>
+        <w:rPr>
+          <w:rFonts w:ascii="Times New Roman" w:hAnsi="Times New Roman" w:cs="Times New Roman"/>
+          <w:sz w:val="24"/>
+          <w:szCs w:val="24"/>
+          <w:lang w:val="en-GB"/>
+        </w:rPr>
+        <w:t xml:space="preserve">Meyer, </w:t>
+      </w:r>
+      <w:r>
+        <w:rPr>
+          <w:rFonts w:ascii="Times New Roman" w:hAnsi="Times New Roman" w:cs="Times New Roman"/>
+          <w:sz w:val="24"/>
+          <w:szCs w:val="24"/>
+          <w:lang w:val="en-GB"/>
+        </w:rPr>
+        <w:t xml:space="preserve">25 June 1946, World Bank Group Archives </w:t>
       </w:r>
     </w:p>
     <w:p>
@@ -1872,7 +1860,16 @@
           <w:sz w:val="24"/>
           <w:szCs w:val="24"/>
         </w:rPr>
-        <w:t>long hours</w:t>
+        <w:t xml:space="preserve">long </w:t>
+      </w:r>
+      <w:r>
+        <w:rPr>
+          <w:rFonts w:ascii="Times New Roman" w:hAnsi="Times New Roman" w:cs="Times New Roman"/>
+          <w:sz w:val="24"/>
+          <w:szCs w:val="24"/>
+        </w:rPr>
+        <w:lastRenderedPageBreak/>
+        <w:t>hours</w:t>
       </w:r>
       <w:r>
         <w:rPr>
@@ -2076,7 +2073,6 @@
           <w:sz w:val="24"/>
           <w:szCs w:val="24"/>
         </w:rPr>
-        <w:lastRenderedPageBreak/>
         <w:t xml:space="preserve">When the US entered </w:t>
       </w:r>
       <w:r>
@@ -3837,6 +3833,7 @@
           <w:sz w:val="24"/>
           <w:szCs w:val="24"/>
         </w:rPr>
+        <w:lastRenderedPageBreak/>
         <w:t>W</w:t>
       </w:r>
       <w:r>
@@ -4003,16 +4000,7 @@
           <w:sz w:val="24"/>
           <w:szCs w:val="24"/>
         </w:rPr>
-        <w:t xml:space="preserve">n </w:t>
-      </w:r>
-      <w:r>
-        <w:rPr>
-          <w:rFonts w:ascii="Times New Roman" w:hAnsi="Times New Roman" w:cs="Times New Roman"/>
-          <w:sz w:val="24"/>
-          <w:szCs w:val="24"/>
-        </w:rPr>
-        <w:lastRenderedPageBreak/>
-        <w:t>important</w:t>
+        <w:t>n important</w:t>
       </w:r>
       <w:r>
         <w:rPr>
@@ -5579,7 +5567,16 @@
           <w:sz w:val="24"/>
           <w:szCs w:val="24"/>
         </w:rPr>
-        <w:t>hile running the Bank, he set up the Emergency Famine Committee, with input from Herbert Hoover who had ‘excommunicated’ him because he had</w:t>
+        <w:t xml:space="preserve">hile running the Bank, he set up the Emergency Famine </w:t>
+      </w:r>
+      <w:r>
+        <w:rPr>
+          <w:rFonts w:ascii="Times New Roman" w:hAnsi="Times New Roman" w:cs="Times New Roman"/>
+          <w:sz w:val="24"/>
+          <w:szCs w:val="24"/>
+        </w:rPr>
+        <w:lastRenderedPageBreak/>
+        <w:t>Committee, with input from Herbert Hoover who had ‘excommunicated’ him because he had</w:t>
       </w:r>
       <w:r>
         <w:rPr>
@@ -5711,16 +5708,7 @@
           <w:sz w:val="24"/>
           <w:szCs w:val="24"/>
         </w:rPr>
-        <w:t xml:space="preserve">still in need of definition without having strong ideas about the direction it should take and without </w:t>
-      </w:r>
-      <w:r>
-        <w:rPr>
-          <w:rFonts w:ascii="Times New Roman" w:hAnsi="Times New Roman" w:cs="Times New Roman"/>
-          <w:sz w:val="24"/>
-          <w:szCs w:val="24"/>
-        </w:rPr>
-        <w:lastRenderedPageBreak/>
-        <w:t>receiving clear guidance from President Truman as to what he hoped the Bank’s first president would accomplish’ (Kraske 1996: 10).</w:t>
+        <w:t>still in need of definition without having strong ideas about the direction it should take and without receiving clear guidance from President Truman as to what he hoped the Bank’s first president would accomplish’ (Kraske 1996: 10).</w:t>
       </w:r>
       <w:r>
         <w:rPr>
@@ -6493,25 +6481,7 @@
           <w:sz w:val="24"/>
           <w:szCs w:val="24"/>
         </w:rPr>
-        <w:t xml:space="preserve">oard </w:t>
-      </w:r>
-      <w:proofErr w:type="gramStart"/>
-      <w:r>
-        <w:rPr>
-          <w:rFonts w:ascii="Times New Roman" w:hAnsi="Times New Roman" w:cs="Times New Roman"/>
-          <w:sz w:val="24"/>
-          <w:szCs w:val="24"/>
-        </w:rPr>
-        <w:t>on the basis of</w:t>
-      </w:r>
-      <w:proofErr w:type="gramEnd"/>
-      <w:r>
-        <w:rPr>
-          <w:rFonts w:ascii="Times New Roman" w:hAnsi="Times New Roman" w:cs="Times New Roman"/>
-          <w:sz w:val="24"/>
-          <w:szCs w:val="24"/>
-        </w:rPr>
-        <w:t xml:space="preserve"> a thorough </w:t>
+        <w:t xml:space="preserve">oard on the basis of a thorough </w:t>
       </w:r>
       <w:r>
         <w:rPr>
@@ -6984,7 +6954,16 @@
           <w:sz w:val="24"/>
           <w:szCs w:val="24"/>
         </w:rPr>
-        <w:t>Meyer had taken care to distance the Bank from the UN, ‘which he thought seemed anxious to make the Bank an instrument of U</w:t>
+        <w:t xml:space="preserve">Meyer </w:t>
+      </w:r>
+      <w:r>
+        <w:rPr>
+          <w:rFonts w:ascii="Times New Roman" w:hAnsi="Times New Roman" w:cs="Times New Roman"/>
+          <w:sz w:val="24"/>
+          <w:szCs w:val="24"/>
+        </w:rPr>
+        <w:lastRenderedPageBreak/>
+        <w:t>had taken care to distance the Bank from the UN, ‘which he thought seemed anxious to make the Bank an instrument of U</w:t>
       </w:r>
       <w:r>
         <w:rPr>
@@ -7056,16 +7035,7 @@
           <w:sz w:val="24"/>
           <w:szCs w:val="24"/>
         </w:rPr>
-        <w:t xml:space="preserve">ajor policy committee would draw up procedures for loans and a financial policy committee would monitor the Bank’s activities </w:t>
-      </w:r>
-      <w:r>
-        <w:rPr>
-          <w:rFonts w:ascii="Times New Roman" w:hAnsi="Times New Roman" w:cs="Times New Roman"/>
-          <w:sz w:val="24"/>
-          <w:szCs w:val="24"/>
-        </w:rPr>
-        <w:lastRenderedPageBreak/>
-        <w:t>in the financial markets.</w:t>
+        <w:t>ajor policy committee would draw up procedures for loans and a financial policy committee would monitor the Bank’s activities in the financial markets.</w:t>
       </w:r>
       <w:r>
         <w:rPr>
@@ -8730,7 +8700,16 @@
           <w:sz w:val="24"/>
           <w:szCs w:val="24"/>
         </w:rPr>
-        <w:t>In addition to the funds distributed by his foundation, he made generous contributions to Yale, Harvard Law School, Barnard, the University of California, the National Gallery of Art, the Jewish Commu</w:t>
+        <w:t xml:space="preserve">In addition to the funds distributed by his foundation, he made generous contributions to Yale, Harvard Law </w:t>
+      </w:r>
+      <w:r>
+        <w:rPr>
+          <w:rFonts w:ascii="Times New Roman" w:hAnsi="Times New Roman" w:cs="Times New Roman"/>
+          <w:sz w:val="24"/>
+          <w:szCs w:val="24"/>
+        </w:rPr>
+        <w:lastRenderedPageBreak/>
+        <w:t>School, Barnard, the University of California, the National Gallery of Art, the Jewish Commu</w:t>
       </w:r>
       <w:r>
         <w:rPr>
@@ -8898,16 +8877,7 @@
           <w:sz w:val="24"/>
           <w:szCs w:val="24"/>
         </w:rPr>
-        <w:t xml:space="preserve">the </w:t>
-      </w:r>
-      <w:r>
-        <w:rPr>
-          <w:rFonts w:ascii="Times New Roman" w:hAnsi="Times New Roman" w:cs="Times New Roman"/>
-          <w:sz w:val="24"/>
-          <w:szCs w:val="24"/>
-        </w:rPr>
-        <w:lastRenderedPageBreak/>
-        <w:t xml:space="preserve">local </w:t>
+        <w:t xml:space="preserve">the local </w:t>
       </w:r>
       <w:r>
         <w:rPr>
@@ -9332,7 +9302,7 @@
         </w:rPr>
         <w:t xml:space="preserve">at </w:t>
       </w:r>
-      <w:hyperlink r:id="rId9" w:history="1">
+      <w:hyperlink r:id="rId8" w:history="1">
         <w:r>
           <w:rPr>
             <w:rStyle w:val="Hyperlink"/>
@@ -9569,7 +9539,7 @@
         </w:rPr>
         <w:t xml:space="preserve">available online </w:t>
       </w:r>
-      <w:hyperlink r:id="rId10" w:history="1">
+      <w:hyperlink r:id="rId9" w:history="1">
         <w:r>
           <w:rPr>
             <w:rStyle w:val="Hyperlink"/>
@@ -9656,7 +9626,7 @@
         </w:rPr>
         <w:t xml:space="preserve">available online at </w:t>
       </w:r>
-      <w:hyperlink r:id="rId11" w:history="1">
+      <w:hyperlink r:id="rId10" w:history="1">
         <w:r>
           <w:rPr>
             <w:rStyle w:val="Hyperlink"/>
@@ -9768,7 +9738,7 @@
         </w:rPr>
         <w:t xml:space="preserve">available online at </w:t>
       </w:r>
-      <w:hyperlink r:id="rId12" w:history="1">
+      <w:hyperlink r:id="rId11" w:history="1">
         <w:r>
           <w:rPr>
             <w:rStyle w:val="Hyperlink"/>
@@ -9822,7 +9792,7 @@
         </w:rPr>
         <w:t xml:space="preserve">available online at </w:t>
       </w:r>
-      <w:hyperlink r:id="rId13" w:history="1">
+      <w:hyperlink r:id="rId12" w:history="1">
         <w:r>
           <w:rPr>
             <w:rStyle w:val="Hyperlink"/>
@@ -9979,7 +9949,7 @@
         </w:rPr>
         <w:t xml:space="preserve">available online at </w:t>
       </w:r>
-      <w:hyperlink r:id="rId14" w:history="1">
+      <w:hyperlink r:id="rId13" w:history="1">
         <w:r>
           <w:rPr>
             <w:rStyle w:val="Hyperlink"/>
@@ -10083,7 +10053,7 @@
         </w:rPr>
         <w:t xml:space="preserve"> </w:t>
       </w:r>
-      <w:hyperlink r:id="rId15" w:history="1">
+      <w:hyperlink r:id="rId14" w:history="1">
         <w:r>
           <w:rPr>
             <w:rStyle w:val="Hyperlink"/>
@@ -10164,7 +10134,17 @@
           <w:sz w:val="24"/>
           <w:szCs w:val="24"/>
         </w:rPr>
-        <w:t>Financing Agriculture: Address of Eugene Meyer, Jr. before the State Bank Division of the American Bankers Association, New York, October 2, 1922</w:t>
+        <w:t xml:space="preserve">Financing Agriculture: Address of Eugene Meyer, Jr. before the State Bank Division of the American Bankers </w:t>
+      </w:r>
+      <w:r>
+        <w:rPr>
+          <w:rFonts w:ascii="Times New Roman" w:hAnsi="Times New Roman" w:cs="Times New Roman"/>
+          <w:i/>
+          <w:sz w:val="24"/>
+          <w:szCs w:val="24"/>
+        </w:rPr>
+        <w:lastRenderedPageBreak/>
+        <w:t>Association, New York, October 2, 1922</w:t>
       </w:r>
       <w:r>
         <w:rPr>
@@ -10182,7 +10162,7 @@
         </w:rPr>
         <w:t xml:space="preserve">available online at </w:t>
       </w:r>
-      <w:hyperlink r:id="rId16" w:anchor="page/n1/mode/2up" w:history="1">
+      <w:hyperlink r:id="rId15" w:anchor="page/n1/mode/2up" w:history="1">
         <w:r>
           <w:rPr>
             <w:rStyle w:val="Hyperlink"/>
@@ -10253,7 +10233,7 @@
         </w:rPr>
         <w:t xml:space="preserve">available online at </w:t>
       </w:r>
-      <w:hyperlink r:id="rId17" w:history="1">
+      <w:hyperlink r:id="rId16" w:history="1">
         <w:r>
           <w:rPr>
             <w:rStyle w:val="Hyperlink"/>
@@ -10296,7 +10276,6 @@
           <w:sz w:val="24"/>
           <w:szCs w:val="24"/>
         </w:rPr>
-        <w:lastRenderedPageBreak/>
         <w:t>Philad</w:t>
       </w:r>
       <w:r>
@@ -11647,7 +11626,7 @@
         </w:rPr>
         <w:t xml:space="preserve"> </w:t>
       </w:r>
-      <w:hyperlink r:id="rId18" w:history="1">
+      <w:hyperlink r:id="rId17" w:history="1">
         <w:r>
           <w:rPr>
             <w:rStyle w:val="Hyperlink"/>
@@ -11875,7 +11854,6 @@
           <w:sz w:val="24"/>
           <w:szCs w:val="24"/>
         </w:rPr>
-        <w:lastRenderedPageBreak/>
         <w:t xml:space="preserve">Michael G. Schechter, ‘Meyer, Eugene Isaac’ in </w:t>
       </w:r>
       <w:r>
@@ -11911,7 +11889,7 @@
         </w:rPr>
         <w:t xml:space="preserve">Eisenberg, </w:t>
       </w:r>
-      <w:hyperlink r:id="rId19" w:history="1">
+      <w:hyperlink r:id="rId18" w:history="1">
         <w:r>
           <w:rPr>
             <w:rStyle w:val="Hyperlink"/>
@@ -11933,8 +11911,8 @@
       </w:r>
     </w:p>
     <w:sectPr>
-      <w:headerReference w:type="default" r:id="rId20"/>
-      <w:footerReference w:type="default" r:id="rId21"/>
+      <w:headerReference w:type="default" r:id="rId19"/>
+      <w:footerReference w:type="default" r:id="rId20"/>
       <w:pgSz w:w="11901" w:h="16840"/>
       <w:pgMar w:top="1418" w:right="1418" w:bottom="1418" w:left="1418" w:header="709" w:footer="709" w:gutter="0"/>
       <w:cols w:space="720"/>
@@ -11945,7 +11923,7 @@
 </file>
 
 <file path=word/endnotes.xml><?xml version="1.0" encoding="utf-8"?>
-<w:endnotes xmlns:wpc="http://schemas.microsoft.com/office/word/2010/wordprocessingCanvas" xmlns:cx="http://schemas.microsoft.com/office/drawing/2014/chartex" xmlns:cx1="http://schemas.microsoft.com/office/drawing/2015/9/8/chartex" xmlns:cx2="http://schemas.microsoft.com/office/drawing/2015/10/21/chartex" xmlns:cx3="http://schemas.microsoft.com/office/drawing/2016/5/9/chartex" xmlns:cx4="http://schemas.microsoft.com/office/drawing/2016/5/10/chartex" xmlns:cx5="http://schemas.microsoft.com/office/drawing/2016/5/11/chartex" xmlns:cx6="http://schemas.microsoft.com/office/drawing/2016/5/12/chartex" xmlns:cx7="http://schemas.microsoft.com/office/drawing/2016/5/13/chartex" xmlns:cx8="http://schemas.microsoft.com/office/drawing/2016/5/14/chartex" xmlns:mc="http://schemas.openxmlformats.org/markup-compatibility/2006" xmlns:aink="http://schemas.microsoft.com/office/drawing/2016/ink" xmlns:am3d="http://schemas.microsoft.com/office/drawing/2017/model3d" xmlns:o="urn:schemas-microsoft-com:office:office" xmlns:oel="http://schemas.microsoft.com/office/2019/extlst" xmlns:r="http://schemas.openxmlformats.org/officeDocument/2006/relationships" xmlns:m="http://schemas.openxmlformats.org/officeDocument/2006/math" xmlns:v="urn:schemas-microsoft-com:vml" xmlns:wp14="http://schemas.microsoft.com/office/word/2010/wordprocessingDrawing" xmlns:wp="http://schemas.openxmlformats.org/drawingml/2006/wordprocessingDrawing" xmlns:w10="urn:schemas-microsoft-com:office:word" xmlns:w="http://schemas.openxmlformats.org/wordprocessingml/2006/main" xmlns:w14="http://schemas.microsoft.com/office/word/2010/wordml" xmlns:w15="http://schemas.microsoft.com/office/word/2012/wordml" xmlns:w16cex="http://schemas.microsoft.com/office/word/2018/wordml/cex" xmlns:w16cid="http://schemas.microsoft.com/office/word/2016/wordml/cid" xmlns:w16="http://schemas.microsoft.com/office/word/2018/wordml" xmlns:w16du="http://schemas.microsoft.com/office/word/2023/wordml/word16du" xmlns:w16sdtdh="http://schemas.microsoft.com/office/word/2020/wordml/sdtdatahash" xmlns:w16sdtfl="http://schemas.microsoft.com/office/word/2024/wordml/sdtformatlock" xmlns:w16se="http://schemas.microsoft.com/office/word/2015/wordml/symex" xmlns:wpg="http://schemas.microsoft.com/office/word/2010/wordprocessingGroup" xmlns:wpi="http://schemas.microsoft.com/office/word/2010/wordprocessingInk" xmlns:wne="http://schemas.microsoft.com/office/word/2006/wordml" xmlns:wps="http://schemas.microsoft.com/office/word/2010/wordprocessingShape" mc:Ignorable="w14 w15 w16se w16cid w16 w16cex w16sdtdh w16sdtfl w16du wp14">
+<w:endnotes xmlns:wpc="http://schemas.microsoft.com/office/word/2010/wordprocessingCanvas" xmlns:cx="http://schemas.microsoft.com/office/drawing/2014/chartex" xmlns:cx1="http://schemas.microsoft.com/office/drawing/2015/9/8/chartex" xmlns:cx2="http://schemas.microsoft.com/office/drawing/2015/10/21/chartex" xmlns:cx3="http://schemas.microsoft.com/office/drawing/2016/5/9/chartex" xmlns:cx4="http://schemas.microsoft.com/office/drawing/2016/5/10/chartex" xmlns:cx5="http://schemas.microsoft.com/office/drawing/2016/5/11/chartex" xmlns:cx6="http://schemas.microsoft.com/office/drawing/2016/5/12/chartex" xmlns:cx7="http://schemas.microsoft.com/office/drawing/2016/5/13/chartex" xmlns:cx8="http://schemas.microsoft.com/office/drawing/2016/5/14/chartex" xmlns:mc="http://schemas.openxmlformats.org/markup-compatibility/2006" xmlns:m="http://schemas.openxmlformats.org/officeDocument/2006/math" xmlns:aink="http://schemas.microsoft.com/office/drawing/2016/ink" xmlns:am3d="http://schemas.microsoft.com/office/drawing/2017/model3d" xmlns:oel="http://schemas.microsoft.com/office/2019/extlst" xmlns:r="http://schemas.openxmlformats.org/officeDocument/2006/relationships" xmlns:wp14="http://schemas.microsoft.com/office/word/2010/wordprocessingDrawing" xmlns:wp="http://schemas.openxmlformats.org/drawingml/2006/wordprocessingDrawing" xmlns:wpg="http://schemas.microsoft.com/office/word/2010/wordprocessingGroup" xmlns:wpi="http://schemas.microsoft.com/office/word/2010/wordprocessingInk" xmlns:wps="http://schemas.microsoft.com/office/word/2010/wordprocessingShape" xmlns:o="urn:schemas-microsoft-com:office:office" xmlns:v="urn:schemas-microsoft-com:vml" xmlns:w10="urn:schemas-microsoft-com:office:word" xmlns:w="http://schemas.openxmlformats.org/wordprocessingml/2006/main" xmlns:w14="http://schemas.microsoft.com/office/word/2010/wordml" xmlns:w15="http://schemas.microsoft.com/office/word/2012/wordml" xmlns:w16cei="http://schemas.microsoft.com/office/word/2026/wordml/cei" xmlns:w16cex="http://schemas.microsoft.com/office/word/2018/wordml/cex" xmlns:w16cid="http://schemas.microsoft.com/office/word/2016/wordml/cid" xmlns:w16="http://schemas.microsoft.com/office/word/2018/wordml" xmlns:w16sdtdh="http://schemas.microsoft.com/office/word/2020/wordml/sdtdatahash" xmlns:w16sdtfl="http://schemas.microsoft.com/office/word/2024/wordml/sdtformatlock" xmlns:w16se="http://schemas.microsoft.com/office/word/2015/wordml/symex" xmlns:w16du="http://schemas.microsoft.com/office/word/2023/wordml/word16du" xmlns:wne="http://schemas.microsoft.com/office/word/2006/wordml" mc:Ignorable="w14 w15 w16se w16cid w16 w16cex w16sdtdh w16sdtfl w16du wp14">
   <w:endnote w:type="separator" w:id="-1">
     <w:p>
       <w:pPr>
@@ -11970,7 +11948,7 @@
 </file>
 
 <file path=word/footer1.xml><?xml version="1.0" encoding="utf-8"?>
-<w:ftr xmlns:wpc="http://schemas.microsoft.com/office/word/2010/wordprocessingCanvas" xmlns:cx="http://schemas.microsoft.com/office/drawing/2014/chartex" xmlns:cx1="http://schemas.microsoft.com/office/drawing/2015/9/8/chartex" xmlns:cx2="http://schemas.microsoft.com/office/drawing/2015/10/21/chartex" xmlns:cx3="http://schemas.microsoft.com/office/drawing/2016/5/9/chartex" xmlns:cx4="http://schemas.microsoft.com/office/drawing/2016/5/10/chartex" xmlns:cx5="http://schemas.microsoft.com/office/drawing/2016/5/11/chartex" xmlns:cx6="http://schemas.microsoft.com/office/drawing/2016/5/12/chartex" xmlns:cx7="http://schemas.microsoft.com/office/drawing/2016/5/13/chartex" xmlns:cx8="http://schemas.microsoft.com/office/drawing/2016/5/14/chartex" xmlns:mc="http://schemas.openxmlformats.org/markup-compatibility/2006" xmlns:aink="http://schemas.microsoft.com/office/drawing/2016/ink" xmlns:am3d="http://schemas.microsoft.com/office/drawing/2017/model3d" xmlns:o="urn:schemas-microsoft-com:office:office" xmlns:oel="http://schemas.microsoft.com/office/2019/extlst" xmlns:r="http://schemas.openxmlformats.org/officeDocument/2006/relationships" xmlns:m="http://schemas.openxmlformats.org/officeDocument/2006/math" xmlns:v="urn:schemas-microsoft-com:vml" xmlns:wp14="http://schemas.microsoft.com/office/word/2010/wordprocessingDrawing" xmlns:wp="http://schemas.openxmlformats.org/drawingml/2006/wordprocessingDrawing" xmlns:w10="urn:schemas-microsoft-com:office:word" xmlns:w="http://schemas.openxmlformats.org/wordprocessingml/2006/main" xmlns:w14="http://schemas.microsoft.com/office/word/2010/wordml" xmlns:w15="http://schemas.microsoft.com/office/word/2012/wordml" xmlns:w16cex="http://schemas.microsoft.com/office/word/2018/wordml/cex" xmlns:w16cid="http://schemas.microsoft.com/office/word/2016/wordml/cid" xmlns:w16="http://schemas.microsoft.com/office/word/2018/wordml" xmlns:w16du="http://schemas.microsoft.com/office/word/2023/wordml/word16du" xmlns:w16sdtdh="http://schemas.microsoft.com/office/word/2020/wordml/sdtdatahash" xmlns:w16sdtfl="http://schemas.microsoft.com/office/word/2024/wordml/sdtformatlock" xmlns:w16se="http://schemas.microsoft.com/office/word/2015/wordml/symex" xmlns:wpg="http://schemas.microsoft.com/office/word/2010/wordprocessingGroup" xmlns:wpi="http://schemas.microsoft.com/office/word/2010/wordprocessingInk" xmlns:wne="http://schemas.microsoft.com/office/word/2006/wordml" xmlns:wps="http://schemas.microsoft.com/office/word/2010/wordprocessingShape" mc:Ignorable="w14 w15 w16se w16cid w16 w16cex w16sdtdh w16sdtfl w16du wp14">
+<w:ftr xmlns:wpc="http://schemas.microsoft.com/office/word/2010/wordprocessingCanvas" xmlns:cx="http://schemas.microsoft.com/office/drawing/2014/chartex" xmlns:cx1="http://schemas.microsoft.com/office/drawing/2015/9/8/chartex" xmlns:cx2="http://schemas.microsoft.com/office/drawing/2015/10/21/chartex" xmlns:cx3="http://schemas.microsoft.com/office/drawing/2016/5/9/chartex" xmlns:cx4="http://schemas.microsoft.com/office/drawing/2016/5/10/chartex" xmlns:cx5="http://schemas.microsoft.com/office/drawing/2016/5/11/chartex" xmlns:cx6="http://schemas.microsoft.com/office/drawing/2016/5/12/chartex" xmlns:cx7="http://schemas.microsoft.com/office/drawing/2016/5/13/chartex" xmlns:cx8="http://schemas.microsoft.com/office/drawing/2016/5/14/chartex" xmlns:mc="http://schemas.openxmlformats.org/markup-compatibility/2006" xmlns:m="http://schemas.openxmlformats.org/officeDocument/2006/math" xmlns:aink="http://schemas.microsoft.com/office/drawing/2016/ink" xmlns:am3d="http://schemas.microsoft.com/office/drawing/2017/model3d" xmlns:oel="http://schemas.microsoft.com/office/2019/extlst" xmlns:r="http://schemas.openxmlformats.org/officeDocument/2006/relationships" xmlns:wp14="http://schemas.microsoft.com/office/word/2010/wordprocessingDrawing" xmlns:wp="http://schemas.openxmlformats.org/drawingml/2006/wordprocessingDrawing" xmlns:wpg="http://schemas.microsoft.com/office/word/2010/wordprocessingGroup" xmlns:wpi="http://schemas.microsoft.com/office/word/2010/wordprocessingInk" xmlns:wps="http://schemas.microsoft.com/office/word/2010/wordprocessingShape" xmlns:o="urn:schemas-microsoft-com:office:office" xmlns:v="urn:schemas-microsoft-com:vml" xmlns:w10="urn:schemas-microsoft-com:office:word" xmlns:w="http://schemas.openxmlformats.org/wordprocessingml/2006/main" xmlns:w14="http://schemas.microsoft.com/office/word/2010/wordml" xmlns:w15="http://schemas.microsoft.com/office/word/2012/wordml" xmlns:w16cei="http://schemas.microsoft.com/office/word/2026/wordml/cei" xmlns:w16cex="http://schemas.microsoft.com/office/word/2018/wordml/cex" xmlns:w16cid="http://schemas.microsoft.com/office/word/2016/wordml/cid" xmlns:w16="http://schemas.microsoft.com/office/word/2018/wordml" xmlns:w16sdtdh="http://schemas.microsoft.com/office/word/2020/wordml/sdtdatahash" xmlns:w16sdtfl="http://schemas.microsoft.com/office/word/2024/wordml/sdtformatlock" xmlns:w16se="http://schemas.microsoft.com/office/word/2015/wordml/symex" xmlns:w16du="http://schemas.microsoft.com/office/word/2023/wordml/word16du" xmlns:wne="http://schemas.microsoft.com/office/word/2006/wordml" mc:Ignorable="w14 w15 w16se w16cid w16 w16cex w16sdtdh w16sdtfl w16du wp14">
   <w:p>
     <w:pPr>
       <w:pStyle w:val="Voettekst"/>
@@ -12021,7 +11999,7 @@
 </file>
 
 <file path=word/footnotes.xml><?xml version="1.0" encoding="utf-8"?>
-<w:footnotes xmlns:wpc="http://schemas.microsoft.com/office/word/2010/wordprocessingCanvas" xmlns:cx="http://schemas.microsoft.com/office/drawing/2014/chartex" xmlns:cx1="http://schemas.microsoft.com/office/drawing/2015/9/8/chartex" xmlns:cx2="http://schemas.microsoft.com/office/drawing/2015/10/21/chartex" xmlns:cx3="http://schemas.microsoft.com/office/drawing/2016/5/9/chartex" xmlns:cx4="http://schemas.microsoft.com/office/drawing/2016/5/10/chartex" xmlns:cx5="http://schemas.microsoft.com/office/drawing/2016/5/11/chartex" xmlns:cx6="http://schemas.microsoft.com/office/drawing/2016/5/12/chartex" xmlns:cx7="http://schemas.microsoft.com/office/drawing/2016/5/13/chartex" xmlns:cx8="http://schemas.microsoft.com/office/drawing/2016/5/14/chartex" xmlns:mc="http://schemas.openxmlformats.org/markup-compatibility/2006" xmlns:aink="http://schemas.microsoft.com/office/drawing/2016/ink" xmlns:am3d="http://schemas.microsoft.com/office/drawing/2017/model3d" xmlns:o="urn:schemas-microsoft-com:office:office" xmlns:oel="http://schemas.microsoft.com/office/2019/extlst" xmlns:r="http://schemas.openxmlformats.org/officeDocument/2006/relationships" xmlns:m="http://schemas.openxmlformats.org/officeDocument/2006/math" xmlns:v="urn:schemas-microsoft-com:vml" xmlns:wp14="http://schemas.microsoft.com/office/word/2010/wordprocessingDrawing" xmlns:wp="http://schemas.openxmlformats.org/drawingml/2006/wordprocessingDrawing" xmlns:w10="urn:schemas-microsoft-com:office:word" xmlns:w="http://schemas.openxmlformats.org/wordprocessingml/2006/main" xmlns:w14="http://schemas.microsoft.com/office/word/2010/wordml" xmlns:w15="http://schemas.microsoft.com/office/word/2012/wordml" xmlns:w16cex="http://schemas.microsoft.com/office/word/2018/wordml/cex" xmlns:w16cid="http://schemas.microsoft.com/office/word/2016/wordml/cid" xmlns:w16="http://schemas.microsoft.com/office/word/2018/wordml" xmlns:w16du="http://schemas.microsoft.com/office/word/2023/wordml/word16du" xmlns:w16sdtdh="http://schemas.microsoft.com/office/word/2020/wordml/sdtdatahash" xmlns:w16sdtfl="http://schemas.microsoft.com/office/word/2024/wordml/sdtformatlock" xmlns:w16se="http://schemas.microsoft.com/office/word/2015/wordml/symex" xmlns:wpg="http://schemas.microsoft.com/office/word/2010/wordprocessingGroup" xmlns:wpi="http://schemas.microsoft.com/office/word/2010/wordprocessingInk" xmlns:wne="http://schemas.microsoft.com/office/word/2006/wordml" xmlns:wps="http://schemas.microsoft.com/office/word/2010/wordprocessingShape" mc:Ignorable="w14 w15 w16se w16cid w16 w16cex w16sdtdh w16sdtfl w16du wp14">
+<w:footnotes xmlns:wpc="http://schemas.microsoft.com/office/word/2010/wordprocessingCanvas" xmlns:cx="http://schemas.microsoft.com/office/drawing/2014/chartex" xmlns:cx1="http://schemas.microsoft.com/office/drawing/2015/9/8/chartex" xmlns:cx2="http://schemas.microsoft.com/office/drawing/2015/10/21/chartex" xmlns:cx3="http://schemas.microsoft.com/office/drawing/2016/5/9/chartex" xmlns:cx4="http://schemas.microsoft.com/office/drawing/2016/5/10/chartex" xmlns:cx5="http://schemas.microsoft.com/office/drawing/2016/5/11/chartex" xmlns:cx6="http://schemas.microsoft.com/office/drawing/2016/5/12/chartex" xmlns:cx7="http://schemas.microsoft.com/office/drawing/2016/5/13/chartex" xmlns:cx8="http://schemas.microsoft.com/office/drawing/2016/5/14/chartex" xmlns:mc="http://schemas.openxmlformats.org/markup-compatibility/2006" xmlns:m="http://schemas.openxmlformats.org/officeDocument/2006/math" xmlns:aink="http://schemas.microsoft.com/office/drawing/2016/ink" xmlns:am3d="http://schemas.microsoft.com/office/drawing/2017/model3d" xmlns:oel="http://schemas.microsoft.com/office/2019/extlst" xmlns:r="http://schemas.openxmlformats.org/officeDocument/2006/relationships" xmlns:wp14="http://schemas.microsoft.com/office/word/2010/wordprocessingDrawing" xmlns:wp="http://schemas.openxmlformats.org/drawingml/2006/wordprocessingDrawing" xmlns:wpg="http://schemas.microsoft.com/office/word/2010/wordprocessingGroup" xmlns:wpi="http://schemas.microsoft.com/office/word/2010/wordprocessingInk" xmlns:wps="http://schemas.microsoft.com/office/word/2010/wordprocessingShape" xmlns:o="urn:schemas-microsoft-com:office:office" xmlns:v="urn:schemas-microsoft-com:vml" xmlns:w10="urn:schemas-microsoft-com:office:word" xmlns:w="http://schemas.openxmlformats.org/wordprocessingml/2006/main" xmlns:w14="http://schemas.microsoft.com/office/word/2010/wordml" xmlns:w15="http://schemas.microsoft.com/office/word/2012/wordml" xmlns:w16cei="http://schemas.microsoft.com/office/word/2026/wordml/cei" xmlns:w16cex="http://schemas.microsoft.com/office/word/2018/wordml/cex" xmlns:w16cid="http://schemas.microsoft.com/office/word/2016/wordml/cid" xmlns:w16="http://schemas.microsoft.com/office/word/2018/wordml" xmlns:w16sdtdh="http://schemas.microsoft.com/office/word/2020/wordml/sdtdatahash" xmlns:w16sdtfl="http://schemas.microsoft.com/office/word/2024/wordml/sdtformatlock" xmlns:w16se="http://schemas.microsoft.com/office/word/2015/wordml/symex" xmlns:w16du="http://schemas.microsoft.com/office/word/2023/wordml/word16du" xmlns:wne="http://schemas.microsoft.com/office/word/2006/wordml" mc:Ignorable="w14 w15 w16se w16cid w16 w16cex w16sdtdh w16sdtfl w16du wp14">
   <w:footnote w:type="separator" w:id="-1">
     <w:p>
       <w:pPr>
@@ -12046,7 +12024,7 @@
 </file>
 
 <file path=word/header1.xml><?xml version="1.0" encoding="utf-8"?>
-<w:hdr xmlns:wpc="http://schemas.microsoft.com/office/word/2010/wordprocessingCanvas" xmlns:cx="http://schemas.microsoft.com/office/drawing/2014/chartex" xmlns:cx1="http://schemas.microsoft.com/office/drawing/2015/9/8/chartex" xmlns:cx2="http://schemas.microsoft.com/office/drawing/2015/10/21/chartex" xmlns:cx3="http://schemas.microsoft.com/office/drawing/2016/5/9/chartex" xmlns:cx4="http://schemas.microsoft.com/office/drawing/2016/5/10/chartex" xmlns:cx5="http://schemas.microsoft.com/office/drawing/2016/5/11/chartex" xmlns:cx6="http://schemas.microsoft.com/office/drawing/2016/5/12/chartex" xmlns:cx7="http://schemas.microsoft.com/office/drawing/2016/5/13/chartex" xmlns:cx8="http://schemas.microsoft.com/office/drawing/2016/5/14/chartex" xmlns:mc="http://schemas.openxmlformats.org/markup-compatibility/2006" xmlns:aink="http://schemas.microsoft.com/office/drawing/2016/ink" xmlns:am3d="http://schemas.microsoft.com/office/drawing/2017/model3d" xmlns:o="urn:schemas-microsoft-com:office:office" xmlns:oel="http://schemas.microsoft.com/office/2019/extlst" xmlns:r="http://schemas.openxmlformats.org/officeDocument/2006/relationships" xmlns:m="http://schemas.openxmlformats.org/officeDocument/2006/math" xmlns:v="urn:schemas-microsoft-com:vml" xmlns:wp14="http://schemas.microsoft.com/office/word/2010/wordprocessingDrawing" xmlns:wp="http://schemas.openxmlformats.org/drawingml/2006/wordprocessingDrawing" xmlns:w10="urn:schemas-microsoft-com:office:word" xmlns:w="http://schemas.openxmlformats.org/wordprocessingml/2006/main" xmlns:w14="http://schemas.microsoft.com/office/word/2010/wordml" xmlns:w15="http://schemas.microsoft.com/office/word/2012/wordml" xmlns:w16cex="http://schemas.microsoft.com/office/word/2018/wordml/cex" xmlns:w16cid="http://schemas.microsoft.com/office/word/2016/wordml/cid" xmlns:w16="http://schemas.microsoft.com/office/word/2018/wordml" xmlns:w16du="http://schemas.microsoft.com/office/word/2023/wordml/word16du" xmlns:w16sdtdh="http://schemas.microsoft.com/office/word/2020/wordml/sdtdatahash" xmlns:w16sdtfl="http://schemas.microsoft.com/office/word/2024/wordml/sdtformatlock" xmlns:w16se="http://schemas.microsoft.com/office/word/2015/wordml/symex" xmlns:wpg="http://schemas.microsoft.com/office/word/2010/wordprocessingGroup" xmlns:wpi="http://schemas.microsoft.com/office/word/2010/wordprocessingInk" xmlns:wne="http://schemas.microsoft.com/office/word/2006/wordml" xmlns:wps="http://schemas.microsoft.com/office/word/2010/wordprocessingShape" mc:Ignorable="w14 w15 w16se w16cid w16 w16cex w16sdtdh w16sdtfl w16du wp14">
+<w:hdr xmlns:wpc="http://schemas.microsoft.com/office/word/2010/wordprocessingCanvas" xmlns:cx="http://schemas.microsoft.com/office/drawing/2014/chartex" xmlns:cx1="http://schemas.microsoft.com/office/drawing/2015/9/8/chartex" xmlns:cx2="http://schemas.microsoft.com/office/drawing/2015/10/21/chartex" xmlns:cx3="http://schemas.microsoft.com/office/drawing/2016/5/9/chartex" xmlns:cx4="http://schemas.microsoft.com/office/drawing/2016/5/10/chartex" xmlns:cx5="http://schemas.microsoft.com/office/drawing/2016/5/11/chartex" xmlns:cx6="http://schemas.microsoft.com/office/drawing/2016/5/12/chartex" xmlns:cx7="http://schemas.microsoft.com/office/drawing/2016/5/13/chartex" xmlns:cx8="http://schemas.microsoft.com/office/drawing/2016/5/14/chartex" xmlns:mc="http://schemas.openxmlformats.org/markup-compatibility/2006" xmlns:m="http://schemas.openxmlformats.org/officeDocument/2006/math" xmlns:aink="http://schemas.microsoft.com/office/drawing/2016/ink" xmlns:am3d="http://schemas.microsoft.com/office/drawing/2017/model3d" xmlns:oel="http://schemas.microsoft.com/office/2019/extlst" xmlns:r="http://schemas.openxmlformats.org/officeDocument/2006/relationships" xmlns:wp14="http://schemas.microsoft.com/office/word/2010/wordprocessingDrawing" xmlns:wp="http://schemas.openxmlformats.org/drawingml/2006/wordprocessingDrawing" xmlns:wpg="http://schemas.microsoft.com/office/word/2010/wordprocessingGroup" xmlns:wpi="http://schemas.microsoft.com/office/word/2010/wordprocessingInk" xmlns:wps="http://schemas.microsoft.com/office/word/2010/wordprocessingShape" xmlns:o="urn:schemas-microsoft-com:office:office" xmlns:v="urn:schemas-microsoft-com:vml" xmlns:w10="urn:schemas-microsoft-com:office:word" xmlns:w="http://schemas.openxmlformats.org/wordprocessingml/2006/main" xmlns:w14="http://schemas.microsoft.com/office/word/2010/wordml" xmlns:w15="http://schemas.microsoft.com/office/word/2012/wordml" xmlns:w16cei="http://schemas.microsoft.com/office/word/2026/wordml/cei" xmlns:w16cex="http://schemas.microsoft.com/office/word/2018/wordml/cex" xmlns:w16cid="http://schemas.microsoft.com/office/word/2016/wordml/cid" xmlns:w16="http://schemas.microsoft.com/office/word/2018/wordml" xmlns:w16sdtdh="http://schemas.microsoft.com/office/word/2020/wordml/sdtdatahash" xmlns:w16sdtfl="http://schemas.microsoft.com/office/word/2024/wordml/sdtformatlock" xmlns:w16se="http://schemas.microsoft.com/office/word/2015/wordml/symex" xmlns:w16du="http://schemas.microsoft.com/office/word/2023/wordml/word16du" xmlns:wne="http://schemas.microsoft.com/office/word/2006/wordml" mc:Ignorable="w14 w15 w16se w16cid w16 w16cex w16sdtdh w16sdtfl w16du wp14">
   <w:sdt>
     <w:sdtPr>
       <w:id w:val="1548480891"/>
@@ -12105,7 +12083,7 @@
 </file>
 
 <file path=word/styles.xml><?xml version="1.0" encoding="utf-8"?>
-<w:styles xmlns:mc="http://schemas.openxmlformats.org/markup-compatibility/2006" xmlns:r="http://schemas.openxmlformats.org/officeDocument/2006/relationships" xmlns:w="http://schemas.openxmlformats.org/wordprocessingml/2006/main" xmlns:w14="http://schemas.microsoft.com/office/word/2010/wordml" xmlns:w15="http://schemas.microsoft.com/office/word/2012/wordml" xmlns:w16cex="http://schemas.microsoft.com/office/word/2018/wordml/cex" xmlns:w16cid="http://schemas.microsoft.com/office/word/2016/wordml/cid" xmlns:w16="http://schemas.microsoft.com/office/word/2018/wordml" xmlns:w16du="http://schemas.microsoft.com/office/word/2023/wordml/word16du" xmlns:w16sdtdh="http://schemas.microsoft.com/office/word/2020/wordml/sdtdatahash" xmlns:w16sdtfl="http://schemas.microsoft.com/office/word/2024/wordml/sdtformatlock" xmlns:w16se="http://schemas.microsoft.com/office/word/2015/wordml/symex" mc:Ignorable="w14 w15 w16se w16cid w16 w16cex w16sdtdh w16sdtfl w16du">
+<w:styles xmlns:mc="http://schemas.openxmlformats.org/markup-compatibility/2006" xmlns:r="http://schemas.openxmlformats.org/officeDocument/2006/relationships" xmlns:w="http://schemas.openxmlformats.org/wordprocessingml/2006/main" xmlns:w14="http://schemas.microsoft.com/office/word/2010/wordml" xmlns:w15="http://schemas.microsoft.com/office/word/2012/wordml" xmlns:w16cex="http://schemas.microsoft.com/office/word/2018/wordml/cex" xmlns:w16cid="http://schemas.microsoft.com/office/word/2016/wordml/cid" xmlns:w16="http://schemas.microsoft.com/office/word/2018/wordml" xmlns:w16sdtdh="http://schemas.microsoft.com/office/word/2020/wordml/sdtdatahash" xmlns:w16sdtfl="http://schemas.microsoft.com/office/word/2024/wordml/sdtformatlock" xmlns:w16se="http://schemas.microsoft.com/office/word/2015/wordml/symex" xmlns:w16du="http://schemas.microsoft.com/office/word/2023/wordml/word16du" mc:Ignorable="w14 w15 w16se w16cid w16 w16cex w16sdtdh w16sdtfl w16du">
   <w:docDefaults>
     <w:rPrDefault>
       <w:rPr>
